--- a/extrakty/doc/TC278WG4/extract_21219-14_(2019).docx
+++ b/extrakty/doc/TC278WG4/extract_21219-14_(2019).docx
@@ -607,18 +607,18 @@
           <w:between w:space="0" w:sz="0" w:val="nil"/>
         </w:pBdr>
         <w:shd w:fill="auto" w:val="clear"/>
-        <w:spacing w:after="200" w:before="240" w:line="240" w:lineRule="auto"/>
+        <w:spacing w:after="120" w:before="0" w:line="240" w:lineRule="auto"/>
         <w:ind w:left="0" w:right="0" w:firstLine="0"/>
         <w:jc w:val="both"/>
         <w:rPr>
           <w:rFonts w:ascii="Arial" w:cs="Arial" w:eastAsia="Arial" w:hAnsi="Arial"/>
           <w:b w:val="0"/>
-          <w:i w:val="1"/>
+          <w:i w:val="0"/>
           <w:smallCaps w:val="0"/>
           <w:strike w:val="0"/>
           <w:color w:val="000000"/>
-          <w:sz w:val="18"/>
-          <w:szCs w:val="18"/>
+          <w:sz w:val="20"/>
+          <w:szCs w:val="20"/>
           <w:u w:val="none"/>
           <w:shd w:fill="auto" w:val="clear"/>
           <w:vertAlign w:val="baseline"/>
@@ -627,14 +627,11 @@
       <w:r>
         <w:rPr>
           <w:rFonts w:ascii="Arial" w:cs="Arial" w:eastAsia="Arial" w:hAnsi="Arial"/>
-          <w:b w:val="0"/>
-          <w:i w:val="1"/>
           <w:smallCaps w:val="0"/>
           <w:strike w:val="0"/>
           <w:color w:val="000000"/>
-          <w:sz w:val="18"/>
-          <w:szCs w:val="18"/>
-          <w:u w:val="none"/>
+          <w:sz w:val="20"/>
+          <w:szCs w:val="20"/>
           <w:shd w:fill="auto" w:val="clear"/>
           <w:vertAlign w:val="baseline"/>
           <w:rtl w:val="0"/>
@@ -817,7 +814,7 @@
         <w:rPr>
           <w:rtl w:val="0"/>
         </w:rPr>
-        <w:t xml:space="preserve">1 Předmět</w:t>
+        <w:t xml:space="preserve">1 Předmět normy</w:t>
       </w:r>
     </w:p>
     <w:p>
@@ -925,7 +922,7 @@
         <w:rPr>
           <w:rtl w:val="0"/>
         </w:rPr>
-        <w:t xml:space="preserve">2 Souvisící normy</w:t>
+        <w:t xml:space="preserve">2 Souvisící normy</w:t>
       </w:r>
     </w:p>
     <w:p>
@@ -985,7 +982,7 @@
         <w:rPr>
           <w:rtl w:val="0"/>
         </w:rPr>
-        <w:t xml:space="preserve">3 Termíny a definice</w:t>
+        <w:t xml:space="preserve">3 Termíny a definice</w:t>
       </w:r>
     </w:p>
     <w:p>
@@ -1076,6 +1073,51 @@
     </w:p>
     <w:p>
       <w:pPr>
+        <w:keepNext w:val="0"/>
+        <w:keepLines w:val="0"/>
+        <w:widowControl w:val="1"/>
+        <w:pBdr>
+          <w:top w:space="0" w:sz="0" w:val="nil"/>
+          <w:left w:space="0" w:sz="0" w:val="nil"/>
+          <w:bottom w:space="0" w:sz="0" w:val="nil"/>
+          <w:right w:space="0" w:sz="0" w:val="nil"/>
+          <w:between w:space="0" w:sz="0" w:val="nil"/>
+        </w:pBdr>
+        <w:shd w:fill="auto" w:val="clear"/>
+        <w:spacing w:after="120" w:before="0" w:line="240" w:lineRule="auto"/>
+        <w:ind w:left="0" w:right="0" w:firstLine="0"/>
+        <w:jc w:val="both"/>
+        <w:rPr>
+          <w:rFonts w:ascii="Arial" w:cs="Arial" w:eastAsia="Arial" w:hAnsi="Arial"/>
+          <w:b w:val="0"/>
+          <w:i w:val="0"/>
+          <w:smallCaps w:val="0"/>
+          <w:strike w:val="0"/>
+          <w:color w:val="000000"/>
+          <w:sz w:val="20"/>
+          <w:szCs w:val="20"/>
+          <w:u w:val="none"/>
+          <w:shd w:fill="auto" w:val="clear"/>
+          <w:vertAlign w:val="baseline"/>
+        </w:rPr>
+      </w:pPr>
+      <w:r>
+        <w:rPr>
+          <w:rFonts w:ascii="Arial" w:cs="Arial" w:eastAsia="Arial" w:hAnsi="Arial"/>
+          <w:smallCaps w:val="0"/>
+          <w:strike w:val="0"/>
+          <w:color w:val="000000"/>
+          <w:sz w:val="20"/>
+          <w:szCs w:val="20"/>
+          <w:shd w:fill="auto" w:val="clear"/>
+          <w:vertAlign w:val="baseline"/>
+          <w:rtl w:val="0"/>
+        </w:rPr>
+        <w:t xml:space="preserve">Další termíny a zkratky z oboru ITS jsou obsaženy ve slovníku ITS terminology.</w:t>
+      </w:r>
+    </w:p>
+    <w:p>
+      <w:pPr>
         <w:pStyle w:val="Heading1"/>
         <w:rPr/>
       </w:pPr>
@@ -1085,7 +1127,7 @@
         <w:rPr>
           <w:rtl w:val="0"/>
         </w:rPr>
-        <w:t xml:space="preserve">4 Zkratky</w:t>
+        <w:t xml:space="preserve">4 Symboly a zkratky</w:t>
       </w:r>
     </w:p>
     <w:p>
@@ -1524,6 +1566,51 @@
           <w:rtl w:val="0"/>
         </w:rPr>
         <w:t xml:space="preserve">(Parking Information)</w:t>
+      </w:r>
+    </w:p>
+    <w:p>
+      <w:pPr>
+        <w:keepNext w:val="0"/>
+        <w:keepLines w:val="0"/>
+        <w:widowControl w:val="1"/>
+        <w:pBdr>
+          <w:top w:space="0" w:sz="0" w:val="nil"/>
+          <w:left w:space="0" w:sz="0" w:val="nil"/>
+          <w:bottom w:space="0" w:sz="0" w:val="nil"/>
+          <w:right w:space="0" w:sz="0" w:val="nil"/>
+          <w:between w:space="0" w:sz="0" w:val="nil"/>
+        </w:pBdr>
+        <w:shd w:fill="auto" w:val="clear"/>
+        <w:spacing w:after="120" w:before="0" w:line="240" w:lineRule="auto"/>
+        <w:ind w:left="0" w:right="0" w:firstLine="0"/>
+        <w:jc w:val="both"/>
+        <w:rPr>
+          <w:rFonts w:ascii="Arial" w:cs="Arial" w:eastAsia="Arial" w:hAnsi="Arial"/>
+          <w:b w:val="0"/>
+          <w:i w:val="0"/>
+          <w:smallCaps w:val="0"/>
+          <w:strike w:val="0"/>
+          <w:color w:val="000000"/>
+          <w:sz w:val="20"/>
+          <w:szCs w:val="20"/>
+          <w:u w:val="none"/>
+          <w:shd w:fill="auto" w:val="clear"/>
+          <w:vertAlign w:val="baseline"/>
+        </w:rPr>
+      </w:pPr>
+      <w:r>
+        <w:rPr>
+          <w:rFonts w:ascii="Arial" w:cs="Arial" w:eastAsia="Arial" w:hAnsi="Arial"/>
+          <w:smallCaps w:val="0"/>
+          <w:strike w:val="0"/>
+          <w:color w:val="000000"/>
+          <w:sz w:val="20"/>
+          <w:szCs w:val="20"/>
+          <w:shd w:fill="auto" w:val="clear"/>
+          <w:vertAlign w:val="baseline"/>
+          <w:rtl w:val="0"/>
+        </w:rPr>
+        <w:t xml:space="preserve">Další termíny a zkratky z oboru ITS jsou obsaženy ve slovníku ITS terminology (www.ITSterminology.org).</w:t>
       </w:r>
     </w:p>
     <w:p>

--- a/extrakty/doc/TC278WG4/extract_21219-14_(2019).docx
+++ b/extrakty/doc/TC278WG4/extract_21219-14_(2019).docx
@@ -283,7 +283,7 @@
                 <w:vertAlign w:val="baseline"/>
                 <w:rtl w:val="0"/>
               </w:rPr>
-              <w:t xml:space="preserve">01 8388</w:t>
+              <w:t xml:space="preserve"/>
             </w:r>
           </w:p>
         </w:tc>
@@ -337,7 +337,7 @@
           <w:vertAlign w:val="baseline"/>
           <w:rtl w:val="0"/>
         </w:rPr>
-        <w:t xml:space="preserve">Vydána 2016, 83 stran</w:t>
+        <w:t xml:space="preserve">Vydána 2016, 50 stran</w:t>
       </w:r>
     </w:p>
     <w:p>
